--- a/tillsynsmail/A 53665-2024 tillsynsbegäran mail.docx
+++ b/tillsynsmail/A 53665-2024 tillsynsbegäran mail.docx
@@ -14,7 +14,7 @@
     </w:p>
     <w:p>
       <w:r>
-        <w:t>I det avverkningsanmälda området har 13 naturvårdsarter varav 5 rödlistade arter hittats.</w:t>
+        <w:t>I det avverkningsanmälda området har 18 naturvårdsarter varav 6 rödlistade arter hittats.</w:t>
       </w:r>
     </w:p>
     <w:p>

--- a/tillsynsmail/A 53665-2024 tillsynsbegäran mail.docx
+++ b/tillsynsmail/A 53665-2024 tillsynsbegäran mail.docx
@@ -14,7 +14,7 @@
     </w:p>
     <w:p>
       <w:r>
-        <w:t>I det avverkningsanmälda området har 18 naturvårdsarter varav 6 rödlistade arter hittats.</w:t>
+        <w:t>I det avverkningsanmälda området har 20 naturvårdsarter varav 7 rödlistade arter hittats.</w:t>
       </w:r>
     </w:p>
     <w:p>

--- a/tillsynsmail/A 53665-2024 tillsynsbegäran mail.docx
+++ b/tillsynsmail/A 53665-2024 tillsynsbegäran mail.docx
@@ -14,7 +14,7 @@
     </w:p>
     <w:p>
       <w:r>
-        <w:t>I det avverkningsanmälda området har 20 naturvårdsarter varav 7 rödlistade arter hittats.</w:t>
+        <w:t>I det avverkningsanmälda området har 22 naturvårdsarter varav 7 rödlistade arter hittats.</w:t>
       </w:r>
     </w:p>
     <w:p>

--- a/tillsynsmail/A 53665-2024 tillsynsbegäran mail.docx
+++ b/tillsynsmail/A 53665-2024 tillsynsbegäran mail.docx
@@ -14,7 +14,7 @@
     </w:p>
     <w:p>
       <w:r>
-        <w:t>I det avverkningsanmälda området har 23 naturvårdsarter varav 8 rödlistade arter hittats.</w:t>
+        <w:t>I det avverkningsanmälda området har 25 naturvårdsarter varav 8 rödlistade arter hittats.</w:t>
       </w:r>
     </w:p>
     <w:p>

--- a/tillsynsmail/A 53665-2024 tillsynsbegäran mail.docx
+++ b/tillsynsmail/A 53665-2024 tillsynsbegäran mail.docx
@@ -14,7 +14,7 @@
     </w:p>
     <w:p>
       <w:r>
-        <w:t>I det avverkningsanmälda området har 25 naturvårdsarter varav 8 rödlistade arter hittats.</w:t>
+        <w:t>I det avverkningsanmälda området har 31 naturvårdsarter varav 10 rödlistade arter hittats.</w:t>
       </w:r>
     </w:p>
     <w:p>

--- a/tillsynsmail/A 53665-2024 tillsynsbegäran mail.docx
+++ b/tillsynsmail/A 53665-2024 tillsynsbegäran mail.docx
@@ -14,7 +14,7 @@
     </w:p>
     <w:p>
       <w:r>
-        <w:t>I det avverkningsanmälda området har 31 naturvårdsarter varav 10 rödlistade arter hittats.</w:t>
+        <w:t>I det avverkningsanmälda området har 32 naturvårdsarter varav 10 rödlistade arter hittats.</w:t>
       </w:r>
     </w:p>
     <w:p>

--- a/tillsynsmail/A 53665-2024 tillsynsbegäran mail.docx
+++ b/tillsynsmail/A 53665-2024 tillsynsbegäran mail.docx
@@ -14,7 +14,7 @@
     </w:p>
     <w:p>
       <w:r>
-        <w:t>I det avverkningsanmälda området har 32 naturvårdsarter varav 10 rödlistade arter hittats.</w:t>
+        <w:t>I det avverkningsanmälda området har 33 naturvårdsarter varav 11 rödlistade arter hittats.</w:t>
       </w:r>
     </w:p>
     <w:p>

--- a/tillsynsmail/A 53665-2024 tillsynsbegäran mail.docx
+++ b/tillsynsmail/A 53665-2024 tillsynsbegäran mail.docx
@@ -14,7 +14,7 @@
     </w:p>
     <w:p>
       <w:r>
-        <w:t>I det avverkningsanmälda området har 33 naturvårdsarter varav 11 rödlistade arter hittats.</w:t>
+        <w:t>I det avverkningsanmälda området har 35 naturvårdsarter varav 12 rödlistade arter hittats.</w:t>
       </w:r>
     </w:p>
     <w:p>

--- a/tillsynsmail/A 53665-2024 tillsynsbegäran mail.docx
+++ b/tillsynsmail/A 53665-2024 tillsynsbegäran mail.docx
@@ -14,7 +14,7 @@
     </w:p>
     <w:p>
       <w:r>
-        <w:t>I det avverkningsanmälda området har 35 naturvårdsarter varav 12 rödlistade arter hittats.</w:t>
+        <w:t>I det avverkningsanmälda området har 36 naturvårdsarter varav 12 rödlistade arter hittats.</w:t>
       </w:r>
     </w:p>
     <w:p>

--- a/tillsynsmail/A 53665-2024 tillsynsbegäran mail.docx
+++ b/tillsynsmail/A 53665-2024 tillsynsbegäran mail.docx
@@ -14,7 +14,7 @@
     </w:p>
     <w:p>
       <w:r>
-        <w:t>I det avverkningsanmälda området har 36 naturvårdsarter varav 12 rödlistade arter hittats.</w:t>
+        <w:t>I det avverkningsanmälda området har 37 naturvårdsarter varav 12 rödlistade arter hittats.</w:t>
       </w:r>
     </w:p>
     <w:p>

--- a/tillsynsmail/A 53665-2024 tillsynsbegäran mail.docx
+++ b/tillsynsmail/A 53665-2024 tillsynsbegäran mail.docx
@@ -14,7 +14,7 @@
     </w:p>
     <w:p>
       <w:r>
-        <w:t>I det avverkningsanmälda området har 37 naturvårdsarter varav 12 rödlistade arter hittats.</w:t>
+        <w:t>I det avverkningsanmälda området har 39 naturvårdsarter varav 13 rödlistade arter hittats.</w:t>
       </w:r>
     </w:p>
     <w:p>

--- a/tillsynsmail/A 53665-2024 tillsynsbegäran mail.docx
+++ b/tillsynsmail/A 53665-2024 tillsynsbegäran mail.docx
@@ -14,7 +14,7 @@
     </w:p>
     <w:p>
       <w:r>
-        <w:t>I det avverkningsanmälda området har 39 naturvårdsarter varav 13 rödlistade arter hittats.</w:t>
+        <w:t>I det avverkningsanmälda området har 40 naturvårdsarter varav 14 rödlistade arter hittats.</w:t>
       </w:r>
     </w:p>
     <w:p>

--- a/tillsynsmail/A 53665-2024 tillsynsbegäran mail.docx
+++ b/tillsynsmail/A 53665-2024 tillsynsbegäran mail.docx
@@ -14,7 +14,7 @@
     </w:p>
     <w:p>
       <w:r>
-        <w:t>I det avverkningsanmälda området har 40 naturvårdsarter varav 14 rödlistade arter hittats.</w:t>
+        <w:t>I det avverkningsanmälda området har 41 naturvårdsarter varav 14 rödlistade arter hittats.</w:t>
       </w:r>
     </w:p>
     <w:p>

--- a/tillsynsmail/A 53665-2024 tillsynsbegäran mail.docx
+++ b/tillsynsmail/A 53665-2024 tillsynsbegäran mail.docx
@@ -14,7 +14,7 @@
     </w:p>
     <w:p>
       <w:r>
-        <w:t>I det avverkningsanmälda området har 41 naturvårdsarter varav 14 rödlistade arter hittats.</w:t>
+        <w:t>I det avverkningsanmälda området har 49 naturvårdsarter varav 19 rödlistade arter hittats.</w:t>
       </w:r>
     </w:p>
     <w:p>
